--- a/claude/thesis_chapter/ABSTRACT_FA.docx
+++ b/claude/thesis_chapter/ABSTRACT_FA.docx
@@ -215,175 +215,103 @@
         <w:rPr>
           <w:rtl/>
         </w:rPr>
-        <w:t xml:space="preserve">بی‌بعدِ میان‌جداری امکانِ فراجهش (فراتر از واحد) دارد؛ در حالتِ مرجع بیشینهٔ دمای</w:t>
-      </w:r>
-      <w:r>
-        <w:rPr>
-          <w:rtl/>
-        </w:rPr>
-        <w:t xml:space="preserve"> </w:t>
-      </w:r>
-      <w:r>
-        <w:rPr>
-          <w:rtl/>
-        </w:rPr>
-        <w:t xml:space="preserve">نقطهٔ میانی ۰٫۹۲۶ است و از واحد فراتر نمی‌رود، اما فراجهشِ واقعی در حالت‌هایی مانندِ</w:t>
-      </w:r>
-      <w:r>
-        <w:rPr>
-          <w:rtl/>
-        </w:rPr>
-        <w:t xml:space="preserve"> </w:t>
-      </w:r>
-      <w:r>
-        <w:rPr>
-          <w:rtl/>
-        </w:rPr>
-        <w:t xml:space="preserve">تخلخلِ V (۱٫۱۰۹) و کسرِ وزنیِ بالای گرافن (تا ۱٫۱۱۵) دیده می‌شود و تاریخچهٔ دما الگوی «قله-قعر» ناشی از رفت‌وبرگشت و بازتابِ موج را نشان</w:t>
-      </w:r>
-      <w:r>
-        <w:rPr>
-          <w:rtl/>
-        </w:rPr>
-        <w:t xml:space="preserve"> </w:t>
-      </w:r>
-      <w:r>
-        <w:rPr>
-          <w:rtl/>
-        </w:rPr>
-        <w:t xml:space="preserve">می‌دهد. قرار دادنِ پلاکت‌های گرافنِ رسانا در سطحِ داخلیِ گرم (الگوی V) بیشینهٔ دما</w:t>
-      </w:r>
-      <w:r>
-        <w:rPr>
-          <w:rtl/>
-        </w:rPr>
-        <w:t xml:space="preserve"> </w:t>
-      </w:r>
-      <w:r>
-        <w:rPr>
-          <w:rtl/>
-        </w:rPr>
-        <w:t xml:space="preserve">را حدود ۲۹ درصد و تنشِ محیطیِ سطحِ داخلی را حدودِ ۳ برابر کاهش داد، در حالی که</w:t>
-      </w:r>
-      <w:r>
-        <w:rPr>
-          <w:rtl/>
-        </w:rPr>
-        <w:t xml:space="preserve"> </w:t>
-      </w:r>
-      <w:r>
-        <w:rPr>
-          <w:rtl/>
-        </w:rPr>
-        <w:t xml:space="preserve">الگوی A بدترین رفتار را در هر سه کمیتِ دما، تنش و جابجایی داشت. تمرکزِ تخلخل در</w:t>
-      </w:r>
-      <w:r>
-        <w:rPr>
-          <w:rtl/>
-        </w:rPr>
-        <w:t xml:space="preserve"> </w:t>
-      </w:r>
-      <w:r>
-        <w:rPr>
-          <w:rtl/>
-        </w:rPr>
-        <w:t xml:space="preserve">سطحِ خارجی (الگوی A) همچون یک سدِّ حرارتی عمل کرد و دمای سطحِ خارجی را حدودِ ۸</w:t>
-      </w:r>
-      <w:r>
-        <w:rPr>
-          <w:rtl/>
-        </w:rPr>
-        <w:t xml:space="preserve"> </w:t>
-      </w:r>
-      <w:r>
-        <w:rPr>
-          <w:rtl/>
-        </w:rPr>
-        <w:t xml:space="preserve">برابر کاهش داد. ترکیبِ گرافنِ V با تخلخلِ A به‌صورتِ هم‌افزا دمای سطحِ خارجی را تا</w:t>
-      </w:r>
-      <w:r>
-        <w:rPr>
-          <w:rtl/>
-        </w:rPr>
-        <w:t xml:space="preserve"> </w:t>
-      </w:r>
-      <w:r>
-        <w:rPr>
-          <w:rtl/>
-        </w:rPr>
-        <w:t xml:space="preserve">حدودِ ۲۶ برابر کاهش داد. آستانهٔ پِرکولاسیون در کسرِ وزنیِ حدودِ ۱ درصد رخ داد و</w:t>
-      </w:r>
-      <w:r>
-        <w:rPr>
-          <w:rtl/>
-        </w:rPr>
-        <w:t xml:space="preserve"> </w:t>
-      </w:r>
-      <w:r>
-        <w:rPr>
-          <w:rtl/>
-        </w:rPr>
-        <w:t xml:space="preserve">افزایشِ گرافن تا ۸ درصد، تنش‌های حرارتی را حدوداً دو برابر کرد. در میانِ دو نسبتِ</w:t>
-      </w:r>
-      <w:r>
-        <w:rPr>
-          <w:rtl/>
-        </w:rPr>
-        <w:t xml:space="preserve"> </w:t>
-      </w:r>
-      <w:r>
-        <w:rPr>
-          <w:rtl/>
-        </w:rPr>
-        <w:t xml:space="preserve">ابعادیِ پلاکت، در کسرِ وزنیِ مرجع هر دو اثری درجهٔ دوم دارند و نسبتِ عرض به ضخامت</w:t>
-      </w:r>
-      <w:r>
-        <w:rPr>
-          <w:rtl/>
-        </w:rPr>
-        <w:t xml:space="preserve"> </w:t>
-      </w:r>
-      <w:r>
-        <w:rPr>
-          <w:rtl/>
-        </w:rPr>
-        <w:t xml:space="preserve">کم‌اثرترین است؛ این نسبت تنها در کسرهای وزنیِ بالای گرافن به اهرمِ غالبِ تقویت تبدیل می‌شود. حلِ کاملاً ممزوج، موجِ حرارتی را</w:t>
-      </w:r>
-      <w:r>
-        <w:rPr>
-          <w:rtl/>
-        </w:rPr>
-        <w:t xml:space="preserve"> </w:t>
-      </w:r>
-      <w:r>
-        <w:rPr>
-          <w:rtl/>
-        </w:rPr>
-        <w:t xml:space="preserve">حدود ۱ درصد میرا کرد و در بارگذاریِ پالسِ گاوسی، تئوری کلاسیک بیشینهٔ دما را حدودِ ۲٫۵ برابر کم‌برآورد نمود. از نظرِ روش‌شناختی، روشِ نیومارک بهترین نسبتِ دقت به هزینه را</w:t>
-      </w:r>
-      <w:r>
-        <w:rPr>
-          <w:rtl/>
-        </w:rPr>
-        <w:t xml:space="preserve"> </w:t>
-      </w:r>
-      <w:r>
-        <w:rPr>
-          <w:rtl/>
-        </w:rPr>
-        <w:t xml:space="preserve">در میانِ شش انتگرال‌گیرِ آزموده داشت و روشِ دیفرانسیل کوادریچر با حدود یک‌پانزدهمِ</w:t>
-      </w:r>
-      <w:r>
-        <w:rPr>
-          <w:rtl/>
-        </w:rPr>
-        <w:t xml:space="preserve"> </w:t>
-      </w:r>
-      <w:r>
-        <w:rPr>
-          <w:rtl/>
-        </w:rPr>
-        <w:t xml:space="preserve">نقاطِ روش‌های تفاضلِ محدود و اجزای محدودِ خطی به دقتِ مطلوب رسید.</w:t>
+        <w:t xml:space="preserve">میان‌جداری می‌تواند فراجهش کند (تا ۱٫۱۱۵ در کسرِ وزنیِ بالای گرافن) و تاریخچهٔ</w:t>
+      </w:r>
+      <w:r>
+        <w:rPr>
+          <w:rtl/>
+        </w:rPr>
+        <w:t xml:space="preserve"> </w:t>
+      </w:r>
+      <w:r>
+        <w:rPr>
+          <w:rtl/>
+        </w:rPr>
+        <w:t xml:space="preserve">دما الگوی «قله-قعر» ناشیِ از بازتابِ موج را نشان می‌دهد. قرارگیریِ گرافنِ رسانا</w:t>
+      </w:r>
+      <w:r>
+        <w:rPr>
+          <w:rtl/>
+        </w:rPr>
+        <w:t xml:space="preserve"> </w:t>
+      </w:r>
+      <w:r>
+        <w:rPr>
+          <w:rtl/>
+        </w:rPr>
+        <w:t xml:space="preserve">در سطحِ داخلیِ گرم (الگوی V) به‌همراهِ تخلخلِ عایق در سطحِ خارجیِ سرد (الگوی A)</w:t>
+      </w:r>
+      <w:r>
+        <w:rPr>
+          <w:rtl/>
+        </w:rPr>
+        <w:t xml:space="preserve"> </w:t>
+      </w:r>
+      <w:r>
+        <w:rPr>
+          <w:rtl/>
+        </w:rPr>
+        <w:t xml:space="preserve">به‌صورتِ هم‌افزا عمل می‌کند و دمای سطحِ خارجی را تا حدودِ ۲۶ برابر کاهش می‌دهد —</w:t>
+      </w:r>
+      <w:r>
+        <w:rPr>
+          <w:rtl/>
+        </w:rPr>
+        <w:t xml:space="preserve"> </w:t>
+      </w:r>
+      <w:r>
+        <w:rPr>
+          <w:rtl/>
+        </w:rPr>
+        <w:t xml:space="preserve">پیکربندیِ پیشنهادیِ این پژوهش برای حفاظتِ حرارتی. در بارگذاریِ شوکِ گاوسی، تئوریِ</w:t>
+      </w:r>
+      <w:r>
+        <w:rPr>
+          <w:rtl/>
+        </w:rPr>
+        <w:t xml:space="preserve"> </w:t>
+      </w:r>
+      <w:r>
+        <w:rPr>
+          <w:rtl/>
+        </w:rPr>
+        <w:t xml:space="preserve">کلاسیکِ فوریه بیشینهٔ دما را حدودِ ۲٫۵ برابر کم‌برآورد می‌کند که استدلالِ محکمی</w:t>
+      </w:r>
+      <w:r>
+        <w:rPr>
+          <w:rtl/>
+        </w:rPr>
+        <w:t xml:space="preserve"> </w:t>
+      </w:r>
+      <w:r>
+        <w:rPr>
+          <w:rtl/>
+        </w:rPr>
+        <w:t xml:space="preserve">به سودِ تئوریِ تعمیم‌یافته است. از نظرِ روش‌شناختی، ترکیبِ دیفرانسیل کوادریچر و</w:t>
+      </w:r>
+      <w:r>
+        <w:rPr>
+          <w:rtl/>
+        </w:rPr>
+        <w:t xml:space="preserve"> </w:t>
+      </w:r>
+      <w:r>
+        <w:rPr>
+          <w:rtl/>
+        </w:rPr>
+        <w:t xml:space="preserve">نیومارک با هزینهٔ محاسباتیِ کم (حدودِ یک‌پانزدهمِ نقاطِ روش‌های رقیب) به دقتِ</w:t>
+      </w:r>
+      <w:r>
+        <w:rPr>
+          <w:rtl/>
+        </w:rPr>
+        <w:t xml:space="preserve"> </w:t>
+      </w:r>
+      <w:r>
+        <w:rPr>
+          <w:rtl/>
+        </w:rPr>
+        <w:t xml:space="preserve">مطلوب می‌رسد.</w:t>
       </w:r>
     </w:p>
     <w:p>
@@ -408,139 +336,79 @@
         <w:rPr>
           <w:rtl/>
         </w:rPr>
-        <w:t xml:space="preserve">نتایج نشان می‌دهد که برای تحلیلِ دقیقِ شوکِ حرارتیِ گذرا در این</w:t>
-      </w:r>
-      <w:r>
-        <w:rPr>
-          <w:rtl/>
-        </w:rPr>
-        <w:t xml:space="preserve"> </w:t>
-      </w:r>
-      <w:r>
-        <w:rPr>
-          <w:rtl/>
-        </w:rPr>
-        <w:t xml:space="preserve">استوانه‌ها، به‌کارگیریِ تئوریِ تعمیم‌یافتهٔ لرد-شولمن ضروری است؛ زیرا تئوریِ کلاسیکِ</w:t>
-      </w:r>
-      <w:r>
-        <w:rPr>
-          <w:rtl/>
-        </w:rPr>
-        <w:t xml:space="preserve"> </w:t>
-      </w:r>
-      <w:r>
-        <w:rPr>
-          <w:rtl/>
-        </w:rPr>
-        <w:t xml:space="preserve">فوریه تنش‌های گذرا را — به‌ویژه در بارگذاری‌های ضربه‌ای — به‌شدت کم‌برآورد می‌کند.</w:t>
-      </w:r>
-      <w:r>
-        <w:rPr>
-          <w:rtl/>
-        </w:rPr>
-        <w:t xml:space="preserve"> </w:t>
-      </w:r>
-      <w:r>
-        <w:rPr>
-          <w:rtl/>
-        </w:rPr>
-        <w:t xml:space="preserve">از دیدگاهِ طراحی، هم‌راستا کردنِ الگوی گرافنِ رسانا با سطحِ گرم (V) و الگوی تخلخلِ</w:t>
-      </w:r>
-      <w:r>
-        <w:rPr>
-          <w:rtl/>
-        </w:rPr>
-        <w:t xml:space="preserve"> </w:t>
-      </w:r>
-      <w:r>
-        <w:rPr>
-          <w:rtl/>
-        </w:rPr>
-        <w:t xml:space="preserve">عایق با سطحِ سرد (A)، مطلوب‌ترین رفتارِ حرارتی را با کمترین جریمهٔ تنش فراهم می‌کند</w:t>
-      </w:r>
-      <w:r>
-        <w:rPr>
-          <w:rtl/>
-        </w:rPr>
-        <w:t xml:space="preserve"> </w:t>
-      </w:r>
-      <w:r>
-        <w:rPr>
-          <w:rtl/>
-        </w:rPr>
-        <w:t xml:space="preserve">و به‌عنوانِ پیکربندیِ پیشنهادی برای کاربردهای حفاظتِ حرارتی معرفی می‌شود. با این</w:t>
-      </w:r>
-      <w:r>
-        <w:rPr>
-          <w:rtl/>
-        </w:rPr>
-        <w:t xml:space="preserve"> </w:t>
-      </w:r>
-      <w:r>
-        <w:rPr>
-          <w:rtl/>
-        </w:rPr>
-        <w:t xml:space="preserve">حال، از آنجا که جفتِ الگوها می‌تواند هم‌افزا یا خنثی‌کننده باشد و ترکیب‌هایی مانندِ</w:t>
-      </w:r>
-      <w:r>
-        <w:rPr>
-          <w:rtl/>
-        </w:rPr>
-        <w:t xml:space="preserve"> </w:t>
-      </w:r>
-      <w:r>
-        <w:rPr>
-          <w:rtl/>
-        </w:rPr>
-        <w:t xml:space="preserve">گرافنِ X با تخلخلِ V بیشینهٔ تنش را پدید می‌آورند، انتخابِ الگوها باید هم‌زمان از</w:t>
-      </w:r>
-      <w:r>
-        <w:rPr>
-          <w:rtl/>
-        </w:rPr>
-        <w:t xml:space="preserve"> </w:t>
-      </w:r>
-      <w:r>
-        <w:rPr>
-          <w:rtl/>
-        </w:rPr>
-        <w:t xml:space="preserve">منظرِ دما و تنش ارزیابی شود. افزودنِ گرافن فراتر از آستانهٔ پِرکولاسیون بهرهٔ</w:t>
-      </w:r>
-      <w:r>
-        <w:rPr>
-          <w:rtl/>
-        </w:rPr>
-        <w:t xml:space="preserve"> </w:t>
-      </w:r>
-      <w:r>
-        <w:rPr>
-          <w:rtl/>
-        </w:rPr>
-        <w:t xml:space="preserve">حرارتیِ محدود اما جریمهٔ تنشیِ فزاینده دارد و باید با احتیاط انجام شود. در مجموع،</w:t>
-      </w:r>
-      <w:r>
-        <w:rPr>
-          <w:rtl/>
-        </w:rPr>
-        <w:t xml:space="preserve"> </w:t>
-      </w:r>
-      <w:r>
-        <w:rPr>
-          <w:rtl/>
-        </w:rPr>
-        <w:t xml:space="preserve">روشِ دیفرانسیل کوادریچرِ لایه‌ای همراه با انتگرال‌گیریِ نیومارک، ابزاری کارآمد،</w:t>
-      </w:r>
-      <w:r>
-        <w:rPr>
-          <w:rtl/>
-        </w:rPr>
-        <w:t xml:space="preserve"> </w:t>
-      </w:r>
-      <w:r>
-        <w:rPr>
-          <w:rtl/>
-        </w:rPr>
-        <w:t xml:space="preserve">هم‌گرا و صحت‌سنجی‌شده برای این‌گونه تحلیل‌های ترموالاستیکِ ممزوج فراهم می‌آورد.</w:t>
+        <w:t xml:space="preserve">نتایج نشان می‌دهند که برای تحلیلِ دقیقِ شوکِ حرارتیِ گذرا،</w:t>
+      </w:r>
+      <w:r>
+        <w:rPr>
+          <w:rtl/>
+        </w:rPr>
+        <w:t xml:space="preserve"> </w:t>
+      </w:r>
+      <w:r>
+        <w:rPr>
+          <w:rtl/>
+        </w:rPr>
+        <w:t xml:space="preserve">به‌کارگیریِ تئوریِ تعمیم‌یافتهٔ لرد-شولمن ضروری است، زیرا تئوریِ کلاسیک تنش‌های</w:t>
+      </w:r>
+      <w:r>
+        <w:rPr>
+          <w:rtl/>
+        </w:rPr>
+        <w:t xml:space="preserve"> </w:t>
+      </w:r>
+      <w:r>
+        <w:rPr>
+          <w:rtl/>
+        </w:rPr>
+        <w:t xml:space="preserve">گذرا را به‌شدت کم‌برآورد می‌کند. از دیدگاهِ طراحی، هم‌راستاسازیِ الگوهای گرافن و</w:t>
+      </w:r>
+      <w:r>
+        <w:rPr>
+          <w:rtl/>
+        </w:rPr>
+        <w:t xml:space="preserve"> </w:t>
+      </w:r>
+      <w:r>
+        <w:rPr>
+          <w:rtl/>
+        </w:rPr>
+        <w:t xml:space="preserve">تخلخل (ترکیبِ V-A) مطلوب‌ترین رفتارِ حرارتی را با کمترین جریمهٔ تنش فراهم</w:t>
+      </w:r>
+      <w:r>
+        <w:rPr>
+          <w:rtl/>
+        </w:rPr>
+        <w:t xml:space="preserve"> </w:t>
+      </w:r>
+      <w:r>
+        <w:rPr>
+          <w:rtl/>
+        </w:rPr>
+        <w:t xml:space="preserve">می‌آورد، هرچند انتخابِ الگوها باید هم‌زمان از منظرِ دما و تنش سنجیده شود. روشِ</w:t>
+      </w:r>
+      <w:r>
+        <w:rPr>
+          <w:rtl/>
+        </w:rPr>
+        <w:t xml:space="preserve"> </w:t>
+      </w:r>
+      <w:r>
+        <w:rPr>
+          <w:rtl/>
+        </w:rPr>
+        <w:t xml:space="preserve">دیفرانسیل کوادریچرِ لایه‌ای همراه با انتگرال‌گیریِ نیومارک، ابزاری کارآمد و</w:t>
+      </w:r>
+      <w:r>
+        <w:rPr>
+          <w:rtl/>
+        </w:rPr>
+        <w:t xml:space="preserve"> </w:t>
+      </w:r>
+      <w:r>
+        <w:rPr>
+          <w:rtl/>
+        </w:rPr>
+        <w:t xml:space="preserve">صحت‌سنجی‌شده برای این‌گونه تحلیل‌های ترموالاستیکِ ممزوج فراهم می‌کند.</w:t>
       </w:r>
     </w:p>
     <w:p>
@@ -1353,7 +1221,7 @@
       <w:color w:themeColor="accent1" w:themeShade="BF" w:val="365F91"/>
     </w:rPr>
   </w:style>
-  <w:style w:type="paragraph" w:customStyle="1" w:styleId="SourceCode">
+  <w:style w:customStyle="1" w:styleId="SourceCode" w:type="paragraph">
     <w:name w:val="Source Code"/>
     <w:basedOn w:val="Normal"/>
     <w:link w:val="VerbatimChar"/>
@@ -1361,7 +1229,7 @@
       <w:wordWrap w:val="off"/>
     </w:pPr>
   </w:style>
-  <w:style w:type="character" w:customStyle="1" w:styleId="KeywordTok">
+  <w:style w:customStyle="1" w:styleId="KeywordTok" w:type="character">
     <w:name w:val="KeywordTok"/>
     <w:basedOn w:val="VerbatimChar"/>
     <w:rPr>
@@ -1369,77 +1237,77 @@
       <w:color w:val="007020"/>
     </w:rPr>
   </w:style>
-  <w:style w:type="character" w:customStyle="1" w:styleId="DataTypeTok">
+  <w:style w:customStyle="1" w:styleId="DataTypeTok" w:type="character">
     <w:name w:val="DataTypeTok"/>
     <w:basedOn w:val="VerbatimChar"/>
     <w:rPr>
       <w:color w:val="902000"/>
     </w:rPr>
   </w:style>
-  <w:style w:type="character" w:customStyle="1" w:styleId="DecValTok">
+  <w:style w:customStyle="1" w:styleId="DecValTok" w:type="character">
     <w:name w:val="DecValTok"/>
     <w:basedOn w:val="VerbatimChar"/>
     <w:rPr>
       <w:color w:val="40a070"/>
     </w:rPr>
   </w:style>
-  <w:style w:type="character" w:customStyle="1" w:styleId="BaseNTok">
+  <w:style w:customStyle="1" w:styleId="BaseNTok" w:type="character">
     <w:name w:val="BaseNTok"/>
     <w:basedOn w:val="VerbatimChar"/>
     <w:rPr>
       <w:color w:val="40a070"/>
     </w:rPr>
   </w:style>
-  <w:style w:type="character" w:customStyle="1" w:styleId="FloatTok">
+  <w:style w:customStyle="1" w:styleId="FloatTok" w:type="character">
     <w:name w:val="FloatTok"/>
     <w:basedOn w:val="VerbatimChar"/>
     <w:rPr>
       <w:color w:val="40a070"/>
     </w:rPr>
   </w:style>
-  <w:style w:type="character" w:customStyle="1" w:styleId="ConstantTok">
+  <w:style w:customStyle="1" w:styleId="ConstantTok" w:type="character">
     <w:name w:val="ConstantTok"/>
     <w:basedOn w:val="VerbatimChar"/>
     <w:rPr>
       <w:color w:val="880000"/>
     </w:rPr>
   </w:style>
-  <w:style w:type="character" w:customStyle="1" w:styleId="CharTok">
+  <w:style w:customStyle="1" w:styleId="CharTok" w:type="character">
     <w:name w:val="CharTok"/>
     <w:basedOn w:val="VerbatimChar"/>
     <w:rPr>
       <w:color w:val="4070a0"/>
     </w:rPr>
   </w:style>
-  <w:style w:type="character" w:customStyle="1" w:styleId="SpecialCharTok">
+  <w:style w:customStyle="1" w:styleId="SpecialCharTok" w:type="character">
     <w:name w:val="SpecialCharTok"/>
     <w:basedOn w:val="VerbatimChar"/>
     <w:rPr>
       <w:color w:val="4070a0"/>
     </w:rPr>
   </w:style>
-  <w:style w:type="character" w:customStyle="1" w:styleId="StringTok">
+  <w:style w:customStyle="1" w:styleId="StringTok" w:type="character">
     <w:name w:val="StringTok"/>
     <w:basedOn w:val="VerbatimChar"/>
     <w:rPr>
       <w:color w:val="4070a0"/>
     </w:rPr>
   </w:style>
-  <w:style w:type="character" w:customStyle="1" w:styleId="VerbatimStringTok">
+  <w:style w:customStyle="1" w:styleId="VerbatimStringTok" w:type="character">
     <w:name w:val="VerbatimStringTok"/>
     <w:basedOn w:val="VerbatimChar"/>
     <w:rPr>
       <w:color w:val="4070a0"/>
     </w:rPr>
   </w:style>
-  <w:style w:type="character" w:customStyle="1" w:styleId="SpecialStringTok">
+  <w:style w:customStyle="1" w:styleId="SpecialStringTok" w:type="character">
     <w:name w:val="SpecialStringTok"/>
     <w:basedOn w:val="VerbatimChar"/>
     <w:rPr>
       <w:color w:val="bb6688"/>
     </w:rPr>
   </w:style>
-  <w:style w:type="character" w:customStyle="1" w:styleId="ImportTok">
+  <w:style w:customStyle="1" w:styleId="ImportTok" w:type="character">
     <w:name w:val="ImportTok"/>
     <w:basedOn w:val="VerbatimChar"/>
     <w:rPr>
@@ -1447,7 +1315,7 @@
       <w:color w:val="008000"/>
     </w:rPr>
   </w:style>
-  <w:style w:type="character" w:customStyle="1" w:styleId="CommentTok">
+  <w:style w:customStyle="1" w:styleId="CommentTok" w:type="character">
     <w:name w:val="CommentTok"/>
     <w:basedOn w:val="VerbatimChar"/>
     <w:rPr>
@@ -1455,7 +1323,7 @@
       <w:color w:val="60a0b0"/>
     </w:rPr>
   </w:style>
-  <w:style w:type="character" w:customStyle="1" w:styleId="DocumentationTok">
+  <w:style w:customStyle="1" w:styleId="DocumentationTok" w:type="character">
     <w:name w:val="DocumentationTok"/>
     <w:basedOn w:val="VerbatimChar"/>
     <w:rPr>
@@ -1463,7 +1331,7 @@
       <w:color w:val="ba2121"/>
     </w:rPr>
   </w:style>
-  <w:style w:type="character" w:customStyle="1" w:styleId="AnnotationTok">
+  <w:style w:customStyle="1" w:styleId="AnnotationTok" w:type="character">
     <w:name w:val="AnnotationTok"/>
     <w:basedOn w:val="VerbatimChar"/>
     <w:rPr>
@@ -1472,7 +1340,7 @@
       <w:color w:val="60a0b0"/>
     </w:rPr>
   </w:style>
-  <w:style w:type="character" w:customStyle="1" w:styleId="CommentVarTok">
+  <w:style w:customStyle="1" w:styleId="CommentVarTok" w:type="character">
     <w:name w:val="CommentVarTok"/>
     <w:basedOn w:val="VerbatimChar"/>
     <w:rPr>
@@ -1481,28 +1349,28 @@
       <w:color w:val="60a0b0"/>
     </w:rPr>
   </w:style>
-  <w:style w:type="character" w:customStyle="1" w:styleId="OtherTok">
+  <w:style w:customStyle="1" w:styleId="OtherTok" w:type="character">
     <w:name w:val="OtherTok"/>
     <w:basedOn w:val="VerbatimChar"/>
     <w:rPr>
       <w:color w:val="007020"/>
     </w:rPr>
   </w:style>
-  <w:style w:type="character" w:customStyle="1" w:styleId="FunctionTok">
+  <w:style w:customStyle="1" w:styleId="FunctionTok" w:type="character">
     <w:name w:val="FunctionTok"/>
     <w:basedOn w:val="VerbatimChar"/>
     <w:rPr>
       <w:color w:val="06287e"/>
     </w:rPr>
   </w:style>
-  <w:style w:type="character" w:customStyle="1" w:styleId="VariableTok">
+  <w:style w:customStyle="1" w:styleId="VariableTok" w:type="character">
     <w:name w:val="VariableTok"/>
     <w:basedOn w:val="VerbatimChar"/>
     <w:rPr>
       <w:color w:val="19177c"/>
     </w:rPr>
   </w:style>
-  <w:style w:type="character" w:customStyle="1" w:styleId="ControlFlowTok">
+  <w:style w:customStyle="1" w:styleId="ControlFlowTok" w:type="character">
     <w:name w:val="ControlFlowTok"/>
     <w:basedOn w:val="VerbatimChar"/>
     <w:rPr>
@@ -1510,45 +1378,45 @@
       <w:color w:val="007020"/>
     </w:rPr>
   </w:style>
-  <w:style w:type="character" w:customStyle="1" w:styleId="OperatorTok">
+  <w:style w:customStyle="1" w:styleId="OperatorTok" w:type="character">
     <w:name w:val="OperatorTok"/>
     <w:basedOn w:val="VerbatimChar"/>
     <w:rPr>
       <w:color w:val="666666"/>
     </w:rPr>
   </w:style>
-  <w:style w:type="character" w:customStyle="1" w:styleId="BuiltInTok">
+  <w:style w:customStyle="1" w:styleId="BuiltInTok" w:type="character">
     <w:name w:val="BuiltInTok"/>
     <w:basedOn w:val="VerbatimChar"/>
     <w:rPr>
       <w:color w:val="008000"/>
     </w:rPr>
   </w:style>
-  <w:style w:type="character" w:customStyle="1" w:styleId="ExtensionTok">
+  <w:style w:customStyle="1" w:styleId="ExtensionTok" w:type="character">
     <w:name w:val="ExtensionTok"/>
     <w:basedOn w:val="VerbatimChar"/>
     <w:rPr/>
   </w:style>
-  <w:style w:type="character" w:customStyle="1" w:styleId="PreprocessorTok">
+  <w:style w:customStyle="1" w:styleId="PreprocessorTok" w:type="character">
     <w:name w:val="PreprocessorTok"/>
     <w:basedOn w:val="VerbatimChar"/>
     <w:rPr>
       <w:color w:val="bc7a00"/>
     </w:rPr>
   </w:style>
-  <w:style w:type="character" w:customStyle="1" w:styleId="AttributeTok">
+  <w:style w:customStyle="1" w:styleId="AttributeTok" w:type="character">
     <w:name w:val="AttributeTok"/>
     <w:basedOn w:val="VerbatimChar"/>
     <w:rPr>
       <w:color w:val="7d9029"/>
     </w:rPr>
   </w:style>
-  <w:style w:type="character" w:customStyle="1" w:styleId="RegionMarkerTok">
+  <w:style w:customStyle="1" w:styleId="RegionMarkerTok" w:type="character">
     <w:name w:val="RegionMarkerTok"/>
     <w:basedOn w:val="VerbatimChar"/>
     <w:rPr/>
   </w:style>
-  <w:style w:type="character" w:customStyle="1" w:styleId="InformationTok">
+  <w:style w:customStyle="1" w:styleId="InformationTok" w:type="character">
     <w:name w:val="InformationTok"/>
     <w:basedOn w:val="VerbatimChar"/>
     <w:rPr>
@@ -1557,7 +1425,7 @@
       <w:color w:val="60a0b0"/>
     </w:rPr>
   </w:style>
-  <w:style w:type="character" w:customStyle="1" w:styleId="WarningTok">
+  <w:style w:customStyle="1" w:styleId="WarningTok" w:type="character">
     <w:name w:val="WarningTok"/>
     <w:basedOn w:val="VerbatimChar"/>
     <w:rPr>
@@ -1566,7 +1434,7 @@
       <w:color w:val="60a0b0"/>
     </w:rPr>
   </w:style>
-  <w:style w:type="character" w:customStyle="1" w:styleId="AlertTok">
+  <w:style w:customStyle="1" w:styleId="AlertTok" w:type="character">
     <w:name w:val="AlertTok"/>
     <w:basedOn w:val="VerbatimChar"/>
     <w:rPr>
@@ -1574,7 +1442,7 @@
       <w:color w:val="ff0000"/>
     </w:rPr>
   </w:style>
-  <w:style w:type="character" w:customStyle="1" w:styleId="ErrorTok">
+  <w:style w:customStyle="1" w:styleId="ErrorTok" w:type="character">
     <w:name w:val="ErrorTok"/>
     <w:basedOn w:val="VerbatimChar"/>
     <w:rPr>
@@ -1582,7 +1450,7 @@
       <w:color w:val="ff0000"/>
     </w:rPr>
   </w:style>
-  <w:style w:type="character" w:customStyle="1" w:styleId="NormalTok">
+  <w:style w:customStyle="1" w:styleId="NormalTok" w:type="character">
     <w:name w:val="NormalTok"/>
     <w:basedOn w:val="VerbatimChar"/>
     <w:rPr/>

--- a/claude/thesis_chapter/ABSTRACT_FA.docx
+++ b/claude/thesis_chapter/ABSTRACT_FA.docx
@@ -299,19 +299,19 @@
         <w:rPr>
           <w:rtl/>
         </w:rPr>
-        <w:t xml:space="preserve">نیومارک با هزینهٔ محاسباتیِ کم (حدودِ یک‌پانزدهمِ نقاطِ روش‌های رقیب) به دقتِ</w:t>
-      </w:r>
-      <w:r>
-        <w:rPr>
-          <w:rtl/>
-        </w:rPr>
-        <w:t xml:space="preserve"> </w:t>
-      </w:r>
-      <w:r>
-        <w:rPr>
-          <w:rtl/>
-        </w:rPr>
-        <w:t xml:space="preserve">مطلوب می‌رسد.</w:t>
+        <w:t xml:space="preserve">نیومارک با هزینهٔ محاسباتیِ کم (حدودِ یک‌پانزدهمِ نقاطِ روشِ تفاضلِ محدود و</w:t>
+      </w:r>
+      <w:r>
+        <w:rPr>
+          <w:rtl/>
+        </w:rPr>
+        <w:t xml:space="preserve"> </w:t>
+      </w:r>
+      <w:r>
+        <w:rPr>
+          <w:rtl/>
+        </w:rPr>
+        <w:t xml:space="preserve">اجزای محدودِ خطی) به دقتِ مطلوب می‌رسد.</w:t>
       </w:r>
     </w:p>
     <w:p>
